--- a/assets/report.docx
+++ b/assets/report.docx
@@ -3920,7 +3920,7 @@
         </w:rPr>
       </w:pPr>
       <w:r>
-        <w:t xml:space="preserve">　　Kubernetes 是主流容器編排平台 [3]，能自動管理容器部署、擴縮與健康監控；但 kube-scheduler 以尚未配置的 Pod 為單位進行節點篩選與評分，未直接提供 Slurm 的批次佇列與 backfill 語意。</w:t>
+        <w:t xml:space="preserve">　　Kubernetes 是主流容器編排平台 [2]，能自動管理容器部署、擴縮與健康監控；但 kube-scheduler 以尚未配置的 Pod 為單位進行節點篩選與評分，未直接提供 Slurm 的批次佇列與 backfill 語意。</w:t>
       </w:r>
     </w:p>
     <w:p>
@@ -3932,7 +3932,7 @@
         </w:rPr>
       </w:pPr>
       <w:r>
-        <w:t xml:space="preserve">　　HPC 與 cloud-native 系統整合，可同時取得批次排程語意與彈性管理能力 [4]；Slinky 等 Slurm-on-Kubernetes 工具也展示了實務部署方向 [6]。這些工作奠定平台整合基礎，但沒有處理本研究關注的異質 GPU、MPS 配額與學習式排序聯合決策。</w:t>
+        <w:t xml:space="preserve">　　HPC 與 cloud-native 系統整合，可同時取得批次排程語意與彈性管理能力 [3]；Slinky 等 Slurm-on-Kubernetes 工具也展示了實務部署方向 [4]。這些工作奠定平台整合基礎，但沒有處理本研究關注的異質 GPU、MPS 配額與學習式排序聯合決策。</w:t>
       </w:r>
     </w:p>
     <w:p>
@@ -3979,7 +3979,7 @@
         </w:rPr>
       </w:pPr>
       <w:r>
-        <w:t xml:space="preserve">　　NVIDIA MPS（Multi-Process Service）允許多個 CUDA process 同時共享一張 GPU 的運算資源 [12]；本系統將可用容量切成 25%、50%、75% 與 100% 等 MPS 配額，讓較小的工作能共置執行。MIG 則在硬體層面切分隔離的 GPU instance，提供比 MPS 更強的隔離性。</w:t>
+        <w:t xml:space="preserve">　　NVIDIA MPS（Multi-Process Service）允許多個 CUDA process 同時共享一張 GPU 的運算資源 [5]；本系統將可用容量切成 25%、50%、75% 與 100% 等 MPS 配額，讓較小的工作能共置執行。MIG 則在硬體層面切分隔離的 GPU instance，提供比 MPS 更強的隔離性。</w:t>
       </w:r>
     </w:p>
     <w:p>
@@ -4026,7 +4026,7 @@
         </w:rPr>
       </w:pPr>
       <w:r>
-        <w:t xml:space="preserve">　　GPU 與 AI 工作排程的研究方向包含 CPU-GPU 任務排程、GPU-aware 推論自動擴縮、GPU 共享去碎片化，以及多資源感知與 live migration。這些方法顯示學習式策略能處理動態資源配置，但常在自建模擬器、單一 Kubernetes 叢集或特定服務副本模型中驗證，與本研究的批次工作排序問題不同。</w:t>
+        <w:t xml:space="preserve">　　GPU 與 AI 工作排程的研究方向包含 CPU-GPU 任務排程 [6]、GPU-aware 推論自動擴縮、GPU 共享去碎片化，以及多資源感知與 live migration。這些方法顯示學習式策略能處理動態資源配置，但常在自建模擬器、單一 Kubernetes 叢集或特定服務副本模型中驗證，與本研究的批次工作排序問題不同。</w:t>
       </w:r>
     </w:p>
     <w:p>
@@ -4038,7 +4038,7 @@
         </w:rPr>
       </w:pPr>
       <w:r>
-        <w:t xml:space="preserve">　　異質與邊緣 GPU 研究則關注硬體無關的時空共享、DNN 模型排程與雲端 GPU 動態配置 [19, 21]；另有方法支援多資源感知與 live migration [22]，綜合性 survey 也指出 GPU 排程需同時考量利用率、延遲、公平性、隔離性與工作負載異質性 [23]。這些結果支持本研究將 GPU 型號、MPS 配額、工作特徵與佇列狀態納入同一排程策略。</w:t>
+        <w:t xml:space="preserve">　　異質與邊緣 GPU 研究則關注硬體無關的時空共享、DNN 模型排程與雲端 GPU 動態配置 [7, 8]；另有方法支援多資源感知與 live migration [9]，綜合性 survey 也指出 GPU 排程需同時考量利用率、延遲、公平性、隔離性與工作負載異質性 [10]。這些結果支持本研究將 GPU 型號、MPS 配額、工作特徵與佇列狀態納入同一排程策略。</w:t>
       </w:r>
     </w:p>
     <w:p>
@@ -4050,7 +4050,7 @@
         </w:rPr>
       </w:pPr>
       <w:r>
-        <w:t xml:space="preserve">　　RDSAC 以分布式 critic 與 Implicit Quantile Network（IQN）描述回報分布，而不只估計單一平均 Q 值 [14, 17]；因此可以進一步以風險偏好處理共享 GPU 排程中的尾端 JCT 與工作等待。</w:t>
+        <w:t xml:space="preserve">　　RDSAC 以分布式 critic 與 Implicit Quantile Network（IQN）描述回報分布，而不只估計單一平均 Q 值 [11, 12]；因此可以進一步以風險偏好處理共享 GPU 排程中的尾端 JCT 與工作等待。</w:t>
       </w:r>
     </w:p>
     <w:p>
@@ -4062,76 +4062,7 @@
         </w:rPr>
       </w:pPr>
       <w:r>
-        <w:rPr>
-          <w:rFonts w:ascii="Times New Roman" w:hAnsi="Times New Roman" w:cs="Times New Roman"/>
-        </w:rPr>
-        <w:t xml:space="preserve">　　</w:t>
-      </w:r>
-      <w:r>
-        <w:rPr>
-          <w:rFonts w:ascii="Times New Roman" w:hAnsi="Times New Roman" w:cs="Times New Roman"/>
-        </w:rPr>
-        <w:t>Soft Actor-Critic</w:t>
-      </w:r>
-      <w:r>
-        <w:rPr>
-          <w:rFonts w:ascii="Times New Roman" w:hAnsi="Times New Roman" w:cs="Times New Roman" w:hint="eastAsia"/>
-        </w:rPr>
-        <w:t xml:space="preserve"> (</w:t>
-      </w:r>
-      <w:r>
-        <w:rPr>
-          <w:rFonts w:ascii="Times New Roman" w:hAnsi="Times New Roman" w:cs="Times New Roman"/>
-        </w:rPr>
-        <w:t>SAC</w:t>
-      </w:r>
-      <w:r>
-        <w:rPr>
-          <w:rFonts w:ascii="Times New Roman" w:hAnsi="Times New Roman" w:cs="Times New Roman" w:hint="eastAsia"/>
-        </w:rPr>
-        <w:t xml:space="preserve">) </w:t>
-      </w:r>
-      <w:r>
-        <w:rPr>
-          <w:rFonts w:ascii="Times New Roman" w:hAnsi="Times New Roman" w:cs="Times New Roman"/>
-        </w:rPr>
-        <w:t>採用</w:t>
-      </w:r>
-      <w:r>
-        <w:rPr>
-          <w:rFonts w:ascii="Times New Roman" w:hAnsi="Times New Roman" w:cs="Times New Roman"/>
-        </w:rPr>
-        <w:t>scalar twin-Q</w:t>
-      </w:r>
-      <w:r>
-        <w:rPr>
-          <w:rFonts w:ascii="Times New Roman" w:hAnsi="Times New Roman" w:cs="Times New Roman"/>
-        </w:rPr>
-        <w:t>與離散</w:t>
-      </w:r>
-      <w:r>
-        <w:rPr>
-          <w:rFonts w:ascii="Times New Roman" w:hAnsi="Times New Roman" w:cs="Times New Roman"/>
-        </w:rPr>
-        <w:t xml:space="preserve"> categorical actor</w:t>
-      </w:r>
-      <w:r>
-        <w:rPr>
-          <w:rFonts w:ascii="Times New Roman" w:hAnsi="Times New Roman" w:cs="Times New Roman"/>
-        </w:rPr>
-        <w:t>。在最大熵框架下，</w:t>
-      </w:r>
-      <w:r>
-        <w:rPr>
-          <w:rFonts w:ascii="Times New Roman" w:hAnsi="Times New Roman" w:cs="Times New Roman"/>
-        </w:rPr>
-        <w:t>SAC</w:t>
-      </w:r>
-      <w:r>
-        <w:rPr>
-          <w:rFonts w:ascii="Times New Roman" w:hAnsi="Times New Roman" w:cs="Times New Roman"/>
-        </w:rPr>
-        <w:t>同時最佳化期望累積回報與策略熵，使策略兼顧效能與充分探索：</w:t>
+        <w:t xml:space="preserve">　　Soft Actor-Critic (SAC) [13] 採用scalar twin-Q與離散 categorical actor。在最大熵框架下，SAC同時最佳化期望累積回報與策略熵，使策略兼顧效能與充分探索：</w:t>
       </w:r>
     </w:p>
     <w:p>
@@ -4916,135 +4847,7 @@
         </w:rPr>
       </w:pPr>
       <w:r>
-        <w:rPr>
-          <w:rFonts w:ascii="Times New Roman" w:hAnsi="Times New Roman" w:cs="Times New Roman"/>
-        </w:rPr>
-        <w:t>在使用者環境管理方面，登入節點</w:t>
-      </w:r>
-      <w:r>
-        <w:rPr>
-          <w:rFonts w:ascii="Times New Roman" w:hAnsi="Times New Roman" w:cs="Times New Roman" w:hint="eastAsia"/>
-        </w:rPr>
-        <w:t>搭配</w:t>
-      </w:r>
-      <w:r>
-        <w:rPr>
-          <w:rFonts w:ascii="Times New Roman" w:hAnsi="Times New Roman" w:cs="Times New Roman"/>
-        </w:rPr>
-        <w:t>Lmod</w:t>
-      </w:r>
-      <w:r>
-        <w:rPr>
-          <w:rFonts w:ascii="Times New Roman" w:hAnsi="Times New Roman" w:cs="Times New Roman" w:hint="eastAsia"/>
-        </w:rPr>
-        <w:t xml:space="preserve"> </w:t>
-      </w:r>
-      <w:r>
-        <w:rPr>
-          <w:rFonts w:ascii="Times New Roman" w:hAnsi="Times New Roman" w:cs="Times New Roman"/>
-        </w:rPr>
-        <w:fldChar w:fldCharType="begin"/>
-      </w:r>
-      <w:r>
-        <w:rPr>
-          <w:rFonts w:ascii="Times New Roman" w:hAnsi="Times New Roman" w:cs="Times New Roman"/>
-        </w:rPr>
-        <w:instrText xml:space="preserve"> </w:instrText>
-      </w:r>
-      <w:r>
-        <w:rPr>
-          <w:rFonts w:ascii="Times New Roman" w:hAnsi="Times New Roman" w:cs="Times New Roman" w:hint="eastAsia"/>
-        </w:rPr>
-        <w:instrText>REF _Ref233297277 \r \h</w:instrText>
-      </w:r>
-      <w:r>
-        <w:rPr>
-          <w:rFonts w:ascii="Times New Roman" w:hAnsi="Times New Roman" w:cs="Times New Roman"/>
-        </w:rPr>
-        <w:instrText xml:space="preserve"> </w:instrText>
-      </w:r>
-      <w:r>
-        <w:rPr>
-          <w:rFonts w:ascii="Times New Roman" w:hAnsi="Times New Roman" w:cs="Times New Roman"/>
-        </w:rPr>
-      </w:r>
-      <w:r>
-        <w:rPr>
-          <w:rFonts w:ascii="Times New Roman" w:hAnsi="Times New Roman" w:cs="Times New Roman"/>
-        </w:rPr>
-        <w:fldChar w:fldCharType="separate"/>
-      </w:r>
-      <w:r>
-        <w:rPr>
-          <w:rFonts w:ascii="Times New Roman" w:hAnsi="Times New Roman" w:cs="Times New Roman"/>
-        </w:rPr>
-        <w:t>[9]</w:t>
-      </w:r>
-      <w:r>
-        <w:rPr>
-          <w:rFonts w:ascii="Times New Roman" w:hAnsi="Times New Roman" w:cs="Times New Roman"/>
-        </w:rPr>
-        <w:fldChar w:fldCharType="end"/>
-      </w:r>
-      <w:r>
-        <w:rPr>
-          <w:rFonts w:ascii="Times New Roman" w:hAnsi="Times New Roman" w:cs="Times New Roman"/>
-        </w:rPr>
-        <w:t>等</w:t>
-      </w:r>
-      <w:r>
-        <w:rPr>
-          <w:rFonts w:ascii="Times New Roman" w:hAnsi="Times New Roman" w:cs="Times New Roman" w:hint="eastAsia"/>
-        </w:rPr>
-        <w:t>模組</w:t>
-      </w:r>
-      <w:r>
-        <w:rPr>
-          <w:rFonts w:ascii="Times New Roman" w:hAnsi="Times New Roman" w:cs="Times New Roman"/>
-        </w:rPr>
-        <w:t>系統</w:t>
-      </w:r>
-      <w:r>
-        <w:rPr>
-          <w:rFonts w:ascii="Times New Roman" w:hAnsi="Times New Roman" w:cs="Times New Roman" w:hint="eastAsia"/>
-        </w:rPr>
-        <w:t>管理</w:t>
-      </w:r>
-      <w:r>
-        <w:rPr>
-          <w:rFonts w:ascii="Times New Roman" w:hAnsi="Times New Roman" w:cs="Times New Roman"/>
-        </w:rPr>
-        <w:t>CUDA</w:t>
-      </w:r>
-      <w:r>
-        <w:rPr>
-          <w:rFonts w:ascii="Times New Roman" w:hAnsi="Times New Roman" w:cs="Times New Roman"/>
-        </w:rPr>
-        <w:t>、編譯器與實驗套件版本，讓使用者維持接近傳統</w:t>
-      </w:r>
-      <w:r>
-        <w:rPr>
-          <w:rFonts w:ascii="Times New Roman" w:hAnsi="Times New Roman" w:cs="Times New Roman"/>
-        </w:rPr>
-        <w:t>HPC</w:t>
-      </w:r>
-      <w:r>
-        <w:rPr>
-          <w:rFonts w:ascii="Times New Roman" w:hAnsi="Times New Roman" w:cs="Times New Roman"/>
-        </w:rPr>
-        <w:t>叢集的操作習慣，同時把實際執行環境交由後端容器與</w:t>
-      </w:r>
-      <w:r>
-        <w:rPr>
-          <w:rFonts w:ascii="Times New Roman" w:hAnsi="Times New Roman" w:cs="Times New Roman"/>
-        </w:rPr>
-        <w:t>Kubernetes</w:t>
-      </w:r>
-      <w:r>
-        <w:rPr>
-          <w:rFonts w:ascii="Times New Roman" w:hAnsi="Times New Roman" w:cs="Times New Roman"/>
-        </w:rPr>
-        <w:t>節點管理。</w:t>
+        <w:t>在使用者環境管理方面，登入節點搭配Lmod [14]等模組系統管理CUDA、編譯器與實驗套件版本，讓使用者維持接近傳統HPC叢集的操作習慣，同時把實際執行環境交由後端容器與Kubernetes節點管理。</w:t>
       </w:r>
     </w:p>
     <w:p>
@@ -5364,7 +5167,7 @@
         </w:rPr>
       </w:pPr>
       <w:r>
-        <w:t>學習式策略觀察 pending queue、工作特徵、GPU 利用率、SM 利用率、記憶體與可用 MPS 資源，從佇列前 16 個工作中選擇下一個工作，並透過 Slurm Priority 調整其順序。若服務逾時、回傳不可行結果或信心不足，則回到 Slurm 原生路徑，不阻塞排程。</w:t>
+        <w:t>學習式策略觀察 pending queue、工作特徵、GPU 利用率、SM 利用率、記憶體與可用 MPS 資源，從佇列前 16 個工作中選擇下一個工作，並透過 Slurm Priority 調整其順序。若服務逾時、回傳不可行結果或信心不足，則回到 Slurm 原生路徑 [15]，不阻塞排程。</w:t>
       </w:r>
     </w:p>
     <w:p>
@@ -6234,7 +6037,7 @@
         </w:rPr>
       </w:pPr>
       <w:r>
-        <w:t>SAC：將 Soft Actor-Critic 延伸至離散動作空間，以 categorical actor 選擇工作，適合有限的工作派遣動作。</w:t>
+        <w:t>SAC：將 Soft Actor-Critic 延伸至離散動作空間 [16]，以 categorical actor 選擇工作，適合有限的工作派遣動作。</w:t>
       </w:r>
     </w:p>
     <w:p>
@@ -6250,7 +6053,7 @@
         </w:rPr>
       </w:pPr>
       <w:r>
-        <w:t>RDSAC-mean 與 RDSAC-cvar：以分布式 critic 描述回報分布；mean 以平均回報決策，cvar 則採 CVaR 風險敏感目標。RLPD 使用真實叢集資料微調模擬預訓練模型，以縮小 sim-to-real 差距。</w:t>
+        <w:t>RDSAC-mean 與 RDSAC-cvar：以分布式 critic 描述回報分布；mean 以平均回報決策，cvar 則採 CVaR 風險敏感目標。RLPD [17] 使用真實叢集資料微調模擬預訓練模型，以縮小 sim-to-real 差距。</w:t>
       </w:r>
     </w:p>
     <w:p>
@@ -6423,7 +6226,7 @@
         </w:rPr>
       </w:pPr>
       <w:r>
-        <w:t>工作負載混合 BERT 推論、ResNet 訓練、Qwen 微調與 cuBLAS 矩陣運算，比例為 30%、30%、30% 與 10%。每個 seed 產生 150 個工作，採 Poisson 到達與指數分布的 inter-arrival time，並以 oversub=2、4、6 代表輕度、中度與重度 queue 深度。</w:t>
+        <w:t>工作負載混合 BERT 推論、ResNet 訓練、Qwen 微調與 cuBLAS 矩陣運算，比例為 30%、30%、30% 與 10%。每個 seed 產生 150 個工作，採 Poisson 到達與指數分布的 inter-arrival time，並以 oversub=2、4、6 代表輕度、中度與重度 queue 深度；工作負載來源與實作參考 cuBLAS [18]、Philly traces [19] 與 Alibaba traces [20]。</w:t>
       </w:r>
     </w:p>
     <w:p>
@@ -7008,250 +6811,7 @@
         </w:rPr>
       </w:pPr>
       <w:r>
-        <w:t xml:space="preserve">　　</w:t>
-      </w:r>
-      <w:r>
-        <w:rPr>
-          <w:rFonts w:ascii="Times New Roman" w:hAnsi="Times New Roman" w:cs="Times New Roman"/>
-        </w:rPr>
-        <w:t>目前系統以</w:t>
-      </w:r>
-      <w:r>
-        <w:rPr>
-          <w:rFonts w:ascii="Times New Roman" w:hAnsi="Times New Roman" w:cs="Times New Roman"/>
-        </w:rPr>
-        <w:t xml:space="preserve">Prometheus </w:t>
-      </w:r>
-      <w:r>
-        <w:rPr>
-          <w:rFonts w:ascii="Times New Roman" w:hAnsi="Times New Roman" w:cs="Times New Roman"/>
-        </w:rPr>
-        <w:fldChar w:fldCharType="begin"/>
-      </w:r>
-      <w:r>
-        <w:rPr>
-          <w:rFonts w:ascii="Times New Roman" w:hAnsi="Times New Roman" w:cs="Times New Roman"/>
-        </w:rPr>
-        <w:instrText xml:space="preserve"> REF _Ref233297359 \r \h </w:instrText>
-      </w:r>
-      <w:r>
-        <w:rPr>
-          <w:rFonts w:ascii="Times New Roman" w:hAnsi="Times New Roman" w:cs="Times New Roman"/>
-        </w:rPr>
-      </w:r>
-      <w:r>
-        <w:rPr>
-          <w:rFonts w:ascii="Times New Roman" w:hAnsi="Times New Roman" w:cs="Times New Roman"/>
-        </w:rPr>
-        <w:fldChar w:fldCharType="separate"/>
-      </w:r>
-      <w:r>
-        <w:rPr>
-          <w:rFonts w:ascii="Times New Roman" w:hAnsi="Times New Roman" w:cs="Times New Roman"/>
-        </w:rPr>
-        <w:t>[7]</w:t>
-      </w:r>
-      <w:r>
-        <w:rPr>
-          <w:rFonts w:ascii="Times New Roman" w:hAnsi="Times New Roman" w:cs="Times New Roman"/>
-        </w:rPr>
-        <w:fldChar w:fldCharType="end"/>
-      </w:r>
-      <w:r>
-        <w:rPr>
-          <w:rFonts w:ascii="Times New Roman" w:hAnsi="Times New Roman" w:cs="Times New Roman"/>
-        </w:rPr>
-        <w:t>統一收集</w:t>
-      </w:r>
-      <w:r>
-        <w:rPr>
-          <w:rFonts w:ascii="Times New Roman" w:hAnsi="Times New Roman" w:cs="Times New Roman"/>
-        </w:rPr>
-        <w:t>Slurm</w:t>
-      </w:r>
-      <w:r>
-        <w:rPr>
-          <w:rFonts w:ascii="Times New Roman" w:hAnsi="Times New Roman" w:cs="Times New Roman"/>
-        </w:rPr>
-        <w:t>佇列與節點狀態、</w:t>
-      </w:r>
-      <w:r>
-        <w:rPr>
-          <w:rFonts w:ascii="Times New Roman" w:hAnsi="Times New Roman" w:cs="Times New Roman"/>
-        </w:rPr>
-        <w:t>Kubernetes StatefulSet</w:t>
-      </w:r>
-      <w:r>
-        <w:rPr>
-          <w:rFonts w:ascii="Times New Roman" w:hAnsi="Times New Roman" w:cs="Times New Roman"/>
-        </w:rPr>
-        <w:t>與</w:t>
-      </w:r>
-      <w:r>
-        <w:rPr>
-          <w:rFonts w:ascii="Times New Roman" w:hAnsi="Times New Roman" w:cs="Times New Roman"/>
-        </w:rPr>
-        <w:t>Pod</w:t>
-      </w:r>
-      <w:r>
-        <w:rPr>
-          <w:rFonts w:ascii="Times New Roman" w:hAnsi="Times New Roman" w:cs="Times New Roman"/>
-        </w:rPr>
-        <w:t>狀態、彈性</w:t>
-      </w:r>
-      <w:r>
-        <w:rPr>
-          <w:rFonts w:ascii="Times New Roman" w:hAnsi="Times New Roman" w:cs="Times New Roman"/>
-        </w:rPr>
-        <w:t>Operator</w:t>
-      </w:r>
-      <w:r>
-        <w:rPr>
-          <w:rFonts w:ascii="Times New Roman" w:hAnsi="Times New Roman" w:cs="Times New Roman"/>
-        </w:rPr>
-        <w:t>事件、</w:t>
-      </w:r>
-      <w:r>
-        <w:rPr>
-          <w:rFonts w:ascii="Times New Roman" w:hAnsi="Times New Roman" w:cs="Times New Roman"/>
-        </w:rPr>
-        <w:t>GPU</w:t>
-      </w:r>
-      <w:r>
-        <w:rPr>
-          <w:rFonts w:ascii="Times New Roman" w:hAnsi="Times New Roman" w:cs="Times New Roman"/>
-        </w:rPr>
-        <w:t>指標，以及</w:t>
-      </w:r>
-      <w:r>
-        <w:rPr>
-          <w:rFonts w:ascii="Times New Roman" w:hAnsi="Times New Roman" w:cs="Times New Roman"/>
-        </w:rPr>
-        <w:t>RL Scheduler</w:t>
-      </w:r>
-      <w:r>
-        <w:rPr>
-          <w:rFonts w:ascii="Times New Roman" w:hAnsi="Times New Roman" w:cs="Times New Roman"/>
-        </w:rPr>
-        <w:t>決策資訊，其中</w:t>
-      </w:r>
-      <w:r>
-        <w:rPr>
-          <w:rFonts w:ascii="Times New Roman" w:hAnsi="Times New Roman" w:cs="Times New Roman"/>
-        </w:rPr>
-        <w:t>Kubernetes</w:t>
-      </w:r>
-      <w:r>
-        <w:rPr>
-          <w:rFonts w:ascii="Times New Roman" w:hAnsi="Times New Roman" w:cs="Times New Roman"/>
-        </w:rPr>
-        <w:t>資源狀態透過</w:t>
-      </w:r>
-      <w:r>
-        <w:rPr>
-          <w:rFonts w:ascii="Times New Roman" w:hAnsi="Times New Roman" w:cs="Times New Roman"/>
-        </w:rPr>
-        <w:t xml:space="preserve">kube-state-metrics </w:t>
-      </w:r>
-      <w:r>
-        <w:rPr>
-          <w:rFonts w:ascii="Times New Roman" w:hAnsi="Times New Roman" w:cs="Times New Roman"/>
-        </w:rPr>
-        <w:fldChar w:fldCharType="begin"/>
-      </w:r>
-      <w:r>
-        <w:rPr>
-          <w:rFonts w:ascii="Times New Roman" w:hAnsi="Times New Roman" w:cs="Times New Roman"/>
-        </w:rPr>
-        <w:instrText xml:space="preserve"> REF _Ref233297365 \r \h </w:instrText>
-      </w:r>
-      <w:r>
-        <w:rPr>
-          <w:rFonts w:ascii="Times New Roman" w:hAnsi="Times New Roman" w:cs="Times New Roman"/>
-        </w:rPr>
-      </w:r>
-      <w:r>
-        <w:rPr>
-          <w:rFonts w:ascii="Times New Roman" w:hAnsi="Times New Roman" w:cs="Times New Roman"/>
-        </w:rPr>
-        <w:fldChar w:fldCharType="separate"/>
-      </w:r>
-      <w:r>
-        <w:rPr>
-          <w:rFonts w:ascii="Times New Roman" w:hAnsi="Times New Roman" w:cs="Times New Roman"/>
-        </w:rPr>
-        <w:t>[13]</w:t>
-      </w:r>
-      <w:r>
-        <w:rPr>
-          <w:rFonts w:ascii="Times New Roman" w:hAnsi="Times New Roman" w:cs="Times New Roman"/>
-        </w:rPr>
-        <w:fldChar w:fldCharType="end"/>
-      </w:r>
-      <w:r>
-        <w:rPr>
-          <w:rFonts w:ascii="Times New Roman" w:hAnsi="Times New Roman" w:cs="Times New Roman"/>
-        </w:rPr>
-        <w:t xml:space="preserve"> </w:t>
-      </w:r>
-      <w:r>
-        <w:rPr>
-          <w:rFonts w:ascii="Times New Roman" w:hAnsi="Times New Roman" w:cs="Times New Roman"/>
-        </w:rPr>
-        <w:t>補齊，再由</w:t>
-      </w:r>
-      <w:r>
-        <w:rPr>
-          <w:rFonts w:ascii="Times New Roman" w:hAnsi="Times New Roman" w:cs="Times New Roman"/>
-        </w:rPr>
-        <w:t xml:space="preserve">Grafana </w:t>
-      </w:r>
-      <w:r>
-        <w:rPr>
-          <w:rFonts w:ascii="Times New Roman" w:hAnsi="Times New Roman" w:cs="Times New Roman"/>
-        </w:rPr>
-        <w:fldChar w:fldCharType="begin"/>
-      </w:r>
-      <w:r>
-        <w:rPr>
-          <w:rFonts w:ascii="Times New Roman" w:hAnsi="Times New Roman" w:cs="Times New Roman"/>
-        </w:rPr>
-        <w:instrText xml:space="preserve"> REF _Ref233297370 \r \h </w:instrText>
-      </w:r>
-      <w:r>
-        <w:rPr>
-          <w:rFonts w:ascii="Times New Roman" w:hAnsi="Times New Roman" w:cs="Times New Roman"/>
-        </w:rPr>
-      </w:r>
-      <w:r>
-        <w:rPr>
-          <w:rFonts w:ascii="Times New Roman" w:hAnsi="Times New Roman" w:cs="Times New Roman"/>
-        </w:rPr>
-        <w:fldChar w:fldCharType="separate"/>
-      </w:r>
-      <w:r>
-        <w:rPr>
-          <w:rFonts w:ascii="Times New Roman" w:hAnsi="Times New Roman" w:cs="Times New Roman"/>
-        </w:rPr>
-        <w:t>[11]</w:t>
-      </w:r>
-      <w:r>
-        <w:rPr>
-          <w:rFonts w:ascii="Times New Roman" w:hAnsi="Times New Roman" w:cs="Times New Roman"/>
-        </w:rPr>
-        <w:fldChar w:fldCharType="end"/>
-      </w:r>
-      <w:r>
-        <w:rPr>
-          <w:rFonts w:ascii="Times New Roman" w:hAnsi="Times New Roman" w:cs="Times New Roman"/>
-        </w:rPr>
-        <w:t xml:space="preserve"> </w:t>
-      </w:r>
-      <w:r>
-        <w:rPr>
-          <w:rFonts w:ascii="Times New Roman" w:hAnsi="Times New Roman" w:cs="Times New Roman"/>
-        </w:rPr>
-        <w:t>整理成多個儀表板如下：</w:t>
+        <w:t xml:space="preserve">　　目前系統以Prometheus [21]統一收集Slurm佇列與節點狀態、Kubernetes StatefulSet與Pod狀態、彈性Operator事件、GPU指標，以及RL Scheduler決策資訊，其中Kubernetes資源狀態透過kube-state-metrics [22] 補齊，再由Grafana [23] 整理成多個儀表板如下：</w:t>
       </w:r>
     </w:p>
     <w:p>
@@ -11381,7 +10941,7 @@
         </w:rPr>
       </w:pPr>
       <w:r>
-        <w:t xml:space="preserve">　　本研究的限制是實驗平台只有兩個 GPU 節點，且實機 placement 仍由 Slurm 原生機制完成。未來可擴展至更大叢集，加入 MIG 與 MPS 的混合分割、更多工作負載與長時間資料，並將功耗、能效與公平性納入 reward。</w:t>
+        <w:t xml:space="preserve">　　本研究的限制是實驗平台只有兩個 GPU 節點，且實機 placement 仍由 Slurm 原生機制完成。未來可擴展至更大叢集，加入 MIG 與 MPS 的混合分割、更多工作負載與長時間資料，並將功耗、能效 [24] 與公平性納入 reward。</w:t>
       </w:r>
     </w:p>
     <w:p>
@@ -11450,6 +11010,13 @@
         <w:t>第五章　參考文獻</w:t>
       </w:r>
       <w:bookmarkEnd w:id="29"/>
+    </w:p>
+    <w:p>
+      <w:pPr>
+        <w:rPr>
+          <w:rFonts w:ascii="Times New Roman" w:hAnsi="Times New Roman" w:cs="Times New Roman"/>
+        </w:rPr>
+      </w:pPr>
     </w:p>
     <w:p>
       <w:pPr>
@@ -11486,14 +11053,14 @@
           <w:rFonts w:ascii="Times New Roman" w:eastAsiaTheme="minorEastAsia" w:hAnsi="Times New Roman" w:cs="Times New Roman"/>
         </w:rPr>
       </w:pPr>
-      <w:bookmarkStart w:id="31" w:name="_Ref233297286"/>
-      <w:r>
-        <w:rPr>
-          <w:rFonts w:ascii="Times New Roman" w:hAnsi="Times New Roman" w:cs="Times New Roman"/>
-        </w:rPr>
-        <w:t>SchedMD, "Slurm plugin API." [Online]. Available: https://slurm.schedmd.com/plugins.html. Accessed: Jun. 25, 2026.</w:t>
-      </w:r>
-      <w:bookmarkEnd w:id="31"/>
+      <w:bookmarkStart w:id="32" w:name="_Ref233297143"/>
+      <w:r>
+        <w:rPr>
+          <w:rFonts w:ascii="Times New Roman" w:hAnsi="Times New Roman" w:cs="Times New Roman"/>
+        </w:rPr>
+        <w:t>The Kubernetes Authors, "Kubernetes documentation." [Online]. Available: https://kubernetes.io/docs/. Accessed: Jun. 25, 2026.</w:t>
+      </w:r>
+      <w:bookmarkEnd w:id="32"/>
     </w:p>
     <w:p>
       <w:pPr>
@@ -11508,14 +11075,14 @@
           <w:rFonts w:ascii="Times New Roman" w:eastAsiaTheme="minorEastAsia" w:hAnsi="Times New Roman" w:cs="Times New Roman"/>
         </w:rPr>
       </w:pPr>
-      <w:bookmarkStart w:id="32" w:name="_Ref233297143"/>
-      <w:r>
-        <w:rPr>
-          <w:rFonts w:ascii="Times New Roman" w:hAnsi="Times New Roman" w:cs="Times New Roman"/>
-        </w:rPr>
-        <w:t>The Kubernetes Authors, "Kubernetes documentation." [Online]. Available: https://kubernetes.io/docs/. Accessed: Jun. 25, 2026.</w:t>
-      </w:r>
-      <w:bookmarkEnd w:id="32"/>
+      <w:bookmarkStart w:id="33" w:name="_Ref233297166"/>
+      <w:r>
+        <w:rPr>
+          <w:rFonts w:ascii="Times New Roman" w:hAnsi="Times New Roman" w:cs="Times New Roman"/>
+        </w:rPr>
+        <w:t>V. Sochat et al., "Converged Computing: A Best of Both Worlds of High-Performance Computing and Cloud," Computing in Science &amp; Engineering, vol. 26, no. 3, pp. 4-7, Jul.-Sep. 2024.</w:t>
+      </w:r>
+      <w:bookmarkEnd w:id="33"/>
     </w:p>
     <w:p>
       <w:pPr>
@@ -11530,14 +11097,14 @@
           <w:rFonts w:ascii="Times New Roman" w:eastAsiaTheme="minorEastAsia" w:hAnsi="Times New Roman" w:cs="Times New Roman"/>
         </w:rPr>
       </w:pPr>
-      <w:bookmarkStart w:id="33" w:name="_Ref233297166"/>
-      <w:r>
-        <w:rPr>
-          <w:rFonts w:ascii="Times New Roman" w:hAnsi="Times New Roman" w:cs="Times New Roman"/>
-        </w:rPr>
-        <w:t>V. Sochat et al., "Converged Computing: A Best of Both Worlds of High-Performance Computing and Cloud," Computing in Science &amp; Engineering, vol. 26, no. 3, pp. 4-7, Jul.-Sep. 2024.</w:t>
-      </w:r>
-      <w:bookmarkEnd w:id="33"/>
+      <w:bookmarkStart w:id="35" w:name="_Ref233297174"/>
+      <w:r>
+        <w:rPr>
+          <w:rFonts w:ascii="Times New Roman" w:hAnsi="Times New Roman" w:cs="Times New Roman"/>
+        </w:rPr>
+        <w:t>SchedMD, "Slinky," GitHub repository. [Online]. Available: https://github.com/slinkyproject. Accessed: Jun. 25, 2026.</w:t>
+      </w:r>
+      <w:bookmarkEnd w:id="35"/>
     </w:p>
     <w:p>
       <w:pPr>
@@ -11552,14 +11119,14 @@
           <w:rFonts w:ascii="Times New Roman" w:eastAsiaTheme="minorEastAsia" w:hAnsi="Times New Roman" w:cs="Times New Roman"/>
         </w:rPr>
       </w:pPr>
-      <w:bookmarkStart w:id="34" w:name="_Ref233297296"/>
-      <w:r>
-        <w:rPr>
-          <w:rFonts w:ascii="Times New Roman" w:hAnsi="Times New Roman" w:cs="Times New Roman"/>
-        </w:rPr>
-        <w:t>The Kubernetes Authors, "Kubernetes v1.35: Introducing workload-aware scheduling," Kubernetes Blog, Dec. 29, 2025. [Online]. Available: https://kubernetes.io/blog/2025/12/29/kubernetes-v1-35-introducing-workload-aware-scheduling/. Accessed: Jun. 25, 2026.</w:t>
-      </w:r>
-      <w:bookmarkEnd w:id="34"/>
+      <w:bookmarkStart w:id="41" w:name="_Ref233297196"/>
+      <w:r>
+        <w:rPr>
+          <w:rFonts w:ascii="Times New Roman" w:hAnsi="Times New Roman" w:cs="Times New Roman"/>
+        </w:rPr>
+        <w:t>NVIDIA, "Multi-Process Service (MPS)." [Online]. Available: https://docs.nvidia.com/deploy/mps/. Accessed: Jun. 25, 2026.</w:t>
+      </w:r>
+      <w:bookmarkEnd w:id="41"/>
     </w:p>
     <w:p>
       <w:pPr>
@@ -11574,14 +11141,14 @@
           <w:rFonts w:ascii="Times New Roman" w:eastAsiaTheme="minorEastAsia" w:hAnsi="Times New Roman" w:cs="Times New Roman"/>
         </w:rPr>
       </w:pPr>
-      <w:bookmarkStart w:id="35" w:name="_Ref233297174"/>
-      <w:r>
-        <w:rPr>
-          <w:rFonts w:ascii="Times New Roman" w:hAnsi="Times New Roman" w:cs="Times New Roman"/>
-        </w:rPr>
-        <w:t>SchedMD, "Slinky," GitHub repository. [Online]. Available: https://github.com/slinkyproject. Accessed: Jun. 25, 2026.</w:t>
-      </w:r>
-      <w:bookmarkEnd w:id="35"/>
+      <w:bookmarkStart w:id="47" w:name="_Ref233297230"/>
+      <w:r>
+        <w:rPr>
+          <w:rFonts w:ascii="Times New Roman" w:hAnsi="Times New Roman" w:cs="Times New Roman"/>
+        </w:rPr>
+        <w:t>"Reinforcement learning for AI as a service: CPU-GPU task scheduling for preprocessing, training, and inference tasks," IEEE Xplore. [Online]. Available: https://ieeexplore.ieee.org/abstract/document/10976623. Accessed: Jun. 25, 2026.</w:t>
+      </w:r>
+      <w:bookmarkEnd w:id="47"/>
     </w:p>
     <w:p>
       <w:pPr>
@@ -11596,14 +11163,14 @@
           <w:rFonts w:ascii="Times New Roman" w:eastAsiaTheme="minorEastAsia" w:hAnsi="Times New Roman" w:cs="Times New Roman"/>
         </w:rPr>
       </w:pPr>
-      <w:bookmarkStart w:id="36" w:name="_Ref233297359"/>
-      <w:r>
-        <w:rPr>
-          <w:rFonts w:ascii="Times New Roman" w:hAnsi="Times New Roman" w:cs="Times New Roman"/>
-        </w:rPr>
-        <w:t>V. Penso, "Prometheus Slurm Exporter," GitHub repository. [Online]. Available: https://github.com/vpenso/prometheus-slurm-exporter. Accessed: Jun. 25, 2026.</w:t>
-      </w:r>
-      <w:bookmarkEnd w:id="36"/>
+      <w:bookmarkStart w:id="48" w:name="_Ref233297431"/>
+      <w:r>
+        <w:rPr>
+          <w:rFonts w:ascii="Times New Roman" w:hAnsi="Times New Roman" w:cs="Times New Roman"/>
+        </w:rPr>
+        <w:t>A. A. Majeed, M. Meribout, and S. M. Sali, "Scheduling techniques of AI models on modern heterogeneous edge GPU-A critical review," IEEE Transactions on Industrial Informatics, vol. 22, no. 4, pp. 2641-2652, Apr. 2026.</w:t>
+      </w:r>
+      <w:bookmarkEnd w:id="48"/>
     </w:p>
     <w:p>
       <w:pPr>
@@ -11618,14 +11185,14 @@
           <w:rFonts w:ascii="Times New Roman" w:eastAsiaTheme="minorEastAsia" w:hAnsi="Times New Roman" w:cs="Times New Roman"/>
         </w:rPr>
       </w:pPr>
-      <w:bookmarkStart w:id="37" w:name="_Ref233297181"/>
-      <w:r>
-        <w:rPr>
-          <w:rFonts w:ascii="Times New Roman" w:hAnsi="Times New Roman" w:cs="Times New Roman"/>
-        </w:rPr>
-        <w:t>Amazon Web Services, "AWS ParallelCluster," GitHub repository. [Online]. Available: https://github.com/aws/aws-parallelcluster. Accessed: Jun. 25, 2026.</w:t>
-      </w:r>
-      <w:bookmarkEnd w:id="37"/>
+      <w:bookmarkStart w:id="50" w:name="_Ref233297235"/>
+      <w:r>
+        <w:rPr>
+          <w:rFonts w:ascii="Times New Roman" w:hAnsi="Times New Roman" w:cs="Times New Roman"/>
+        </w:rPr>
+        <w:t>H. Sedighi, F. Wuhib, and R. H. Glitho, "Dynamic task scheduling and adaptive GPU resource allocation in the cloud," IEEE Transactions on Network and Service Management, vol. 23, pp. 1112-1127, 2026.</w:t>
+      </w:r>
+      <w:bookmarkEnd w:id="50"/>
     </w:p>
     <w:p>
       <w:pPr>
@@ -11640,14 +11207,14 @@
           <w:rFonts w:ascii="Times New Roman" w:eastAsiaTheme="minorEastAsia" w:hAnsi="Times New Roman" w:cs="Times New Roman"/>
         </w:rPr>
       </w:pPr>
-      <w:bookmarkStart w:id="38" w:name="_Ref233297277"/>
-      <w:r>
-        <w:rPr>
-          <w:rFonts w:ascii="Times New Roman" w:hAnsi="Times New Roman" w:cs="Times New Roman"/>
-        </w:rPr>
-        <w:t>Texas Advanced Computing Center, "Lmod: An environment module system," GitHub repository. [Online]. Available: https://github.com/TACC/Lmod. Accessed: Jun. 25, 2026.</w:t>
-      </w:r>
-      <w:bookmarkEnd w:id="38"/>
+      <w:bookmarkStart w:id="51" w:name="_Ref233297241"/>
+      <w:r>
+        <w:rPr>
+          <w:rFonts w:ascii="Times New Roman" w:hAnsi="Times New Roman" w:cs="Times New Roman"/>
+        </w:rPr>
+        <w:t>X. Wang, Y. Li, F. Guo, Y. Xu, and J. C. S. Lui, "Dynamic GPU scheduling with multi-resource awareness and live migration support," IEEE Transactions on Cloud Computing, vol. 11, no. 3, pp. 3153-3167, Jul.-Sep. 2023.</w:t>
+      </w:r>
+      <w:bookmarkEnd w:id="51"/>
     </w:p>
     <w:p>
       <w:pPr>
@@ -11662,14 +11229,14 @@
           <w:rFonts w:ascii="Times New Roman" w:eastAsiaTheme="minorEastAsia" w:hAnsi="Times New Roman" w:cs="Times New Roman"/>
         </w:rPr>
       </w:pPr>
-      <w:bookmarkStart w:id="39" w:name="_Ref233297414"/>
-      <w:r>
-        <w:rPr>
-          <w:rFonts w:ascii="Times New Roman" w:hAnsi="Times New Roman" w:cs="Times New Roman"/>
-        </w:rPr>
-        <w:t>The Kubernetes Authors, "Scheduler configuration: Scoring." [Online]. Available: https://kubernetes.io/docs/reference/scheduling/config/. Accessed: Jun. 25, 2026.</w:t>
-      </w:r>
-      <w:bookmarkEnd w:id="39"/>
+      <w:bookmarkStart w:id="52" w:name="_Ref233297254"/>
+      <w:r>
+        <w:rPr>
+          <w:rFonts w:ascii="Times New Roman" w:hAnsi="Times New Roman" w:cs="Times New Roman"/>
+        </w:rPr>
+        <w:t>R. Chab, F. Li, and S. Setia, "Algorithmic techniques for GPU scheduling: A comprehensive survey," Algorithms, vol. 18, no. 7, Art. no. 385, 2025. [Online]. Available: https://www.mdpi.com/1999-4893/18/7/385.</w:t>
+      </w:r>
+      <w:bookmarkEnd w:id="52"/>
     </w:p>
     <w:p>
       <w:pPr>
@@ -11684,14 +11251,14 @@
           <w:rFonts w:ascii="Times New Roman" w:eastAsiaTheme="minorEastAsia" w:hAnsi="Times New Roman" w:cs="Times New Roman"/>
         </w:rPr>
       </w:pPr>
-      <w:bookmarkStart w:id="40" w:name="_Ref233297370"/>
-      <w:r>
-        <w:rPr>
-          <w:rFonts w:ascii="Times New Roman" w:hAnsi="Times New Roman" w:cs="Times New Roman"/>
-        </w:rPr>
-        <w:t>Grafana Labs, "Grafana." [Online]. Available: https://grafana.com/. Accessed: Jun. 25, 2026.</w:t>
-      </w:r>
-      <w:bookmarkEnd w:id="40"/>
+      <w:bookmarkStart w:id="43" w:name="_Ref233297213"/>
+      <w:r>
+        <w:rPr>
+          <w:rFonts w:ascii="Times New Roman" w:hAnsi="Times New Roman" w:cs="Times New Roman"/>
+        </w:rPr>
+        <w:t>X. Ma, L. Xia, Z. Zhou, J. Yang, and Q. Zhao, "DSAC: Distributional soft actor-critic for risk-sensitive reinforcement learning," Journal of Artificial Intelligence Research, vol. 83, 2025.</w:t>
+      </w:r>
+      <w:bookmarkEnd w:id="43"/>
     </w:p>
     <w:p>
       <w:pPr>
@@ -11706,14 +11273,15 @@
           <w:rFonts w:ascii="Times New Roman" w:eastAsiaTheme="minorEastAsia" w:hAnsi="Times New Roman" w:cs="Times New Roman"/>
         </w:rPr>
       </w:pPr>
-      <w:bookmarkStart w:id="41" w:name="_Ref233297196"/>
-      <w:r>
-        <w:rPr>
-          <w:rFonts w:ascii="Times New Roman" w:hAnsi="Times New Roman" w:cs="Times New Roman"/>
-        </w:rPr>
-        <w:t>NVIDIA, "Multi-Process Service (MPS)." [Online]. Available: https://docs.nvidia.com/deploy/mps/. Accessed: Jun. 25, 2026.</w:t>
-      </w:r>
-      <w:bookmarkEnd w:id="41"/>
+      <w:bookmarkStart w:id="46" w:name="_Ref233297261"/>
+      <w:r>
+        <w:rPr>
+          <w:rFonts w:ascii="Times New Roman" w:hAnsi="Times New Roman" w:cs="Times New Roman"/>
+        </w:rPr>
+        <w:lastRenderedPageBreak/>
+        <w:t>W. Dabney, G. Ostrovski, D. Silver, and R. Munos, "Implicit quantile networks for distributional reinforcement learning," in Proc. 35th Int. Conf. Machine Learning (ICML), PMLR, 2018.</w:t>
+      </w:r>
+      <w:bookmarkEnd w:id="46"/>
     </w:p>
     <w:p>
       <w:pPr>
@@ -11728,14 +11296,14 @@
           <w:rFonts w:ascii="Times New Roman" w:eastAsiaTheme="minorEastAsia" w:hAnsi="Times New Roman" w:cs="Times New Roman"/>
         </w:rPr>
       </w:pPr>
-      <w:bookmarkStart w:id="42" w:name="_Ref233297365"/>
-      <w:r>
-        <w:rPr>
-          <w:rFonts w:ascii="Times New Roman" w:hAnsi="Times New Roman" w:cs="Times New Roman"/>
-        </w:rPr>
-        <w:t>The Kubernetes Authors, "kube-state-metrics," GitHub repository. [Online]. Available: https://github.com/kubernetes/kube-state-metrics. Accessed: Jun. 25, 2026.</w:t>
-      </w:r>
-      <w:bookmarkEnd w:id="42"/>
+      <w:bookmarkStart w:id="44" w:name="_Ref233297311"/>
+      <w:r>
+        <w:rPr>
+          <w:rFonts w:ascii="Times New Roman" w:hAnsi="Times New Roman" w:cs="Times New Roman"/>
+        </w:rPr>
+        <w:t>T. Haarnoja et al., "Soft actor-critic: Off-policy maximum entropy deep reinforcement learning with a stochastic actor," in Proc. 35th Int. Conf. Machine Learning (ICML), PMLR, 2018.</w:t>
+      </w:r>
+      <w:bookmarkEnd w:id="44"/>
     </w:p>
     <w:p>
       <w:pPr>
@@ -11750,14 +11318,14 @@
           <w:rFonts w:ascii="Times New Roman" w:eastAsiaTheme="minorEastAsia" w:hAnsi="Times New Roman" w:cs="Times New Roman"/>
         </w:rPr>
       </w:pPr>
-      <w:bookmarkStart w:id="43" w:name="_Ref233297213"/>
-      <w:r>
-        <w:rPr>
-          <w:rFonts w:ascii="Times New Roman" w:hAnsi="Times New Roman" w:cs="Times New Roman"/>
-        </w:rPr>
-        <w:t>X. Ma, L. Xia, Z. Zhou, J. Yang, and Q. Zhao, "DSAC: Distributional soft actor-critic for risk-sensitive reinforcement learning," Journal of Artificial Intelligence Research, vol. 83, 2025.</w:t>
-      </w:r>
-      <w:bookmarkEnd w:id="43"/>
+      <w:bookmarkStart w:id="38" w:name="_Ref233297277"/>
+      <w:r>
+        <w:rPr>
+          <w:rFonts w:ascii="Times New Roman" w:hAnsi="Times New Roman" w:cs="Times New Roman"/>
+        </w:rPr>
+        <w:t>Texas Advanced Computing Center, "Lmod: An environment module system," GitHub repository. [Online]. Available: https://github.com/TACC/Lmod. Accessed: Jun. 25, 2026.</w:t>
+      </w:r>
+      <w:bookmarkEnd w:id="38"/>
     </w:p>
     <w:p>
       <w:pPr>
@@ -11772,14 +11340,14 @@
           <w:rFonts w:ascii="Times New Roman" w:eastAsiaTheme="minorEastAsia" w:hAnsi="Times New Roman" w:cs="Times New Roman"/>
         </w:rPr>
       </w:pPr>
-      <w:bookmarkStart w:id="44" w:name="_Ref233297311"/>
-      <w:r>
-        <w:rPr>
-          <w:rFonts w:ascii="Times New Roman" w:hAnsi="Times New Roman" w:cs="Times New Roman"/>
-        </w:rPr>
-        <w:t>T. Haarnoja et al., "Soft actor-critic: Off-policy maximum entropy deep reinforcement learning with a stochastic actor," in Proc. 35th Int. Conf. Machine Learning (ICML), PMLR, 2018.</w:t>
-      </w:r>
-      <w:bookmarkEnd w:id="44"/>
+      <w:bookmarkStart w:id="31" w:name="_Ref233297286"/>
+      <w:r>
+        <w:rPr>
+          <w:rFonts w:ascii="Times New Roman" w:hAnsi="Times New Roman" w:cs="Times New Roman"/>
+        </w:rPr>
+        <w:t>SchedMD, "Slurm plugin API." [Online]. Available: https://slurm.schedmd.com/plugins.html. Accessed: Jun. 25, 2026.</w:t>
+      </w:r>
+      <w:bookmarkEnd w:id="31"/>
     </w:p>
     <w:p>
       <w:pPr>
@@ -11816,15 +11384,14 @@
           <w:rFonts w:ascii="Times New Roman" w:eastAsiaTheme="minorEastAsia" w:hAnsi="Times New Roman" w:cs="Times New Roman"/>
         </w:rPr>
       </w:pPr>
-      <w:bookmarkStart w:id="46" w:name="_Ref233297261"/>
-      <w:r>
-        <w:rPr>
-          <w:rFonts w:ascii="Times New Roman" w:hAnsi="Times New Roman" w:cs="Times New Roman"/>
-        </w:rPr>
-        <w:lastRenderedPageBreak/>
-        <w:t>W. Dabney, G. Ostrovski, D. Silver, and R. Munos, "Implicit quantile networks for distributional reinforcement learning," in Proc. 35th Int. Conf. Machine Learning (ICML), PMLR, 2018.</w:t>
-      </w:r>
-      <w:bookmarkEnd w:id="46"/>
+      <w:bookmarkStart w:id="53" w:name="_Ref233297337"/>
+      <w:r>
+        <w:rPr>
+          <w:rFonts w:ascii="Times New Roman" w:hAnsi="Times New Roman" w:cs="Times New Roman"/>
+        </w:rPr>
+        <w:t>P. J. Ball et al., "Efficient online reinforcement learning with offline data," in Proc. Int. Conf. Machine Learning (ICML), PMLR, 2023. [Online]. Available: https://arxiv.org/abs/2302.02948.</w:t>
+      </w:r>
+      <w:bookmarkEnd w:id="53"/>
     </w:p>
     <w:p>
       <w:pPr>
@@ -11839,14 +11406,14 @@
           <w:rFonts w:ascii="Times New Roman" w:eastAsiaTheme="minorEastAsia" w:hAnsi="Times New Roman" w:cs="Times New Roman"/>
         </w:rPr>
       </w:pPr>
-      <w:bookmarkStart w:id="47" w:name="_Ref233297230"/>
-      <w:r>
-        <w:rPr>
-          <w:rFonts w:ascii="Times New Roman" w:hAnsi="Times New Roman" w:cs="Times New Roman"/>
-        </w:rPr>
-        <w:t>"Reinforcement learning for AI as a service: CPU-GPU task scheduling for preprocessing, training, and inference tasks," IEEE Xplore. [Online]. Available: https://ieeexplore.ieee.org/abstract/document/10976623. Accessed: Jun. 25, 2026.</w:t>
-      </w:r>
-      <w:bookmarkEnd w:id="47"/>
+      <w:bookmarkStart w:id="54" w:name="_Ref233297350"/>
+      <w:r>
+        <w:rPr>
+          <w:rFonts w:ascii="Times New Roman" w:hAnsi="Times New Roman" w:cs="Times New Roman"/>
+        </w:rPr>
+        <w:t>NVIDIA, "cuBLAS introduction." [Online]. Available: https://docs.nvidia.com/cuda/cublas/. Accessed: Jun. 25, 2026.</w:t>
+      </w:r>
+      <w:bookmarkEnd w:id="54"/>
     </w:p>
     <w:p>
       <w:pPr>
@@ -11861,14 +11428,14 @@
           <w:rFonts w:ascii="Times New Roman" w:eastAsiaTheme="minorEastAsia" w:hAnsi="Times New Roman" w:cs="Times New Roman"/>
         </w:rPr>
       </w:pPr>
-      <w:bookmarkStart w:id="48" w:name="_Ref233297431"/>
-      <w:r>
-        <w:rPr>
-          <w:rFonts w:ascii="Times New Roman" w:hAnsi="Times New Roman" w:cs="Times New Roman"/>
-        </w:rPr>
-        <w:t>A. A. Majeed, M. Meribout, and S. M. Sali, "Scheduling techniques of AI models on modern heterogeneous edge GPU-A critical review," IEEE Transactions on Industrial Informatics, vol. 22, no. 4, pp. 2641-2652, Apr. 2026.</w:t>
-      </w:r>
-      <w:bookmarkEnd w:id="48"/>
+      <w:bookmarkStart w:id="55" w:name="_Ref233297483"/>
+      <w:r>
+        <w:rPr>
+          <w:rFonts w:ascii="Times New Roman" w:hAnsi="Times New Roman" w:cs="Times New Roman"/>
+        </w:rPr>
+        <w:t>Microsoft Research, "Philly traces," GitHub repository. [Online]. Available: https://github.com/msr-fiddle/philly-traces. Accessed: Jun. 25, 2026.</w:t>
+      </w:r>
+      <w:bookmarkEnd w:id="55"/>
     </w:p>
     <w:p>
       <w:pPr>
@@ -11883,14 +11450,14 @@
           <w:rFonts w:ascii="Times New Roman" w:eastAsiaTheme="minorEastAsia" w:hAnsi="Times New Roman" w:cs="Times New Roman"/>
         </w:rPr>
       </w:pPr>
-      <w:bookmarkStart w:id="49" w:name="_Ref233297204"/>
-      <w:r>
-        <w:rPr>
-          <w:rFonts w:ascii="Times New Roman" w:hAnsi="Times New Roman" w:cs="Times New Roman"/>
-        </w:rPr>
-        <w:t>E. Lipe, N. Karia, C. Espenshade, C. Stein, A. Tantawi, and O. Tardieu, "Energy efficient scheduling of AI/ML workloads on multi-instance GPUs with dynamic repartitioning," in Proc. IEEE 25th Int. Symp. Cluster, Cloud and Internet Computing (CCGrid), Tromso, Norway, 2025, pp. 53-62.</w:t>
-      </w:r>
-      <w:bookmarkEnd w:id="49"/>
+      <w:bookmarkStart w:id="56" w:name="_Ref233297489"/>
+      <w:r>
+        <w:rPr>
+          <w:rFonts w:ascii="Times New Roman" w:hAnsi="Times New Roman" w:cs="Times New Roman"/>
+        </w:rPr>
+        <w:t>Alibaba, "Cluster data: Production cluster traces," GitHub repository. [Online]. Available: https://github.com/alibaba/clusterdata. Accessed: Jun. 25, 2026.</w:t>
+      </w:r>
+      <w:bookmarkEnd w:id="56"/>
     </w:p>
     <w:p>
       <w:pPr>
@@ -11905,14 +11472,14 @@
           <w:rFonts w:ascii="Times New Roman" w:eastAsiaTheme="minorEastAsia" w:hAnsi="Times New Roman" w:cs="Times New Roman"/>
         </w:rPr>
       </w:pPr>
-      <w:bookmarkStart w:id="50" w:name="_Ref233297235"/>
-      <w:r>
-        <w:rPr>
-          <w:rFonts w:ascii="Times New Roman" w:hAnsi="Times New Roman" w:cs="Times New Roman"/>
-        </w:rPr>
-        <w:t>H. Sedighi, F. Wuhib, and R. H. Glitho, "Dynamic task scheduling and adaptive GPU resource allocation in the cloud," IEEE Transactions on Network and Service Management, vol. 23, pp. 1112-1127, 2026.</w:t>
-      </w:r>
-      <w:bookmarkEnd w:id="50"/>
+      <w:bookmarkStart w:id="36" w:name="_Ref233297359"/>
+      <w:r>
+        <w:rPr>
+          <w:rFonts w:ascii="Times New Roman" w:hAnsi="Times New Roman" w:cs="Times New Roman"/>
+        </w:rPr>
+        <w:t>V. Penso, "Prometheus Slurm Exporter," GitHub repository. [Online]. Available: https://github.com/vpenso/prometheus-slurm-exporter. Accessed: Jun. 25, 2026.</w:t>
+      </w:r>
+      <w:bookmarkEnd w:id="36"/>
     </w:p>
     <w:p>
       <w:pPr>
@@ -11927,14 +11494,14 @@
           <w:rFonts w:ascii="Times New Roman" w:eastAsiaTheme="minorEastAsia" w:hAnsi="Times New Roman" w:cs="Times New Roman"/>
         </w:rPr>
       </w:pPr>
-      <w:bookmarkStart w:id="51" w:name="_Ref233297241"/>
-      <w:r>
-        <w:rPr>
-          <w:rFonts w:ascii="Times New Roman" w:hAnsi="Times New Roman" w:cs="Times New Roman"/>
-        </w:rPr>
-        <w:t>X. Wang, Y. Li, F. Guo, Y. Xu, and J. C. S. Lui, "Dynamic GPU scheduling with multi-resource awareness and live migration support," IEEE Transactions on Cloud Computing, vol. 11, no. 3, pp. 3153-3167, Jul.-Sep. 2023.</w:t>
-      </w:r>
-      <w:bookmarkEnd w:id="51"/>
+      <w:bookmarkStart w:id="42" w:name="_Ref233297365"/>
+      <w:r>
+        <w:rPr>
+          <w:rFonts w:ascii="Times New Roman" w:hAnsi="Times New Roman" w:cs="Times New Roman"/>
+        </w:rPr>
+        <w:t>The Kubernetes Authors, "kube-state-metrics," GitHub repository. [Online]. Available: https://github.com/kubernetes/kube-state-metrics. Accessed: Jun. 25, 2026.</w:t>
+      </w:r>
+      <w:bookmarkEnd w:id="42"/>
     </w:p>
     <w:p>
       <w:pPr>
@@ -11949,14 +11516,14 @@
           <w:rFonts w:ascii="Times New Roman" w:eastAsiaTheme="minorEastAsia" w:hAnsi="Times New Roman" w:cs="Times New Roman"/>
         </w:rPr>
       </w:pPr>
-      <w:bookmarkStart w:id="52" w:name="_Ref233297254"/>
-      <w:r>
-        <w:rPr>
-          <w:rFonts w:ascii="Times New Roman" w:hAnsi="Times New Roman" w:cs="Times New Roman"/>
-        </w:rPr>
-        <w:t>R. Chab, F. Li, and S. Setia, "Algorithmic techniques for GPU scheduling: A comprehensive survey," Algorithms, vol. 18, no. 7, Art. no. 385, 2025. [Online]. Available: https://www.mdpi.com/1999-4893/18/7/385.</w:t>
-      </w:r>
-      <w:bookmarkEnd w:id="52"/>
+      <w:bookmarkStart w:id="40" w:name="_Ref233297370"/>
+      <w:r>
+        <w:rPr>
+          <w:rFonts w:ascii="Times New Roman" w:hAnsi="Times New Roman" w:cs="Times New Roman"/>
+        </w:rPr>
+        <w:t>Grafana Labs, "Grafana." [Online]. Available: https://grafana.com/. Accessed: Jun. 25, 2026.</w:t>
+      </w:r>
+      <w:bookmarkEnd w:id="40"/>
     </w:p>
     <w:p>
       <w:pPr>
@@ -11971,87 +11538,14 @@
           <w:rFonts w:ascii="Times New Roman" w:eastAsiaTheme="minorEastAsia" w:hAnsi="Times New Roman" w:cs="Times New Roman"/>
         </w:rPr>
       </w:pPr>
-      <w:bookmarkStart w:id="53" w:name="_Ref233297337"/>
-      <w:r>
-        <w:rPr>
-          <w:rFonts w:ascii="Times New Roman" w:hAnsi="Times New Roman" w:cs="Times New Roman"/>
-        </w:rPr>
-        <w:t>P. J. Ball et al., "Efficient online reinforcement learning with offline data," in Proc. Int. Conf. Machine Learning (ICML), PMLR, 2023. [Online]. Available: https://arxiv.org/abs/2302.02948.</w:t>
-      </w:r>
-      <w:bookmarkEnd w:id="53"/>
-    </w:p>
-    <w:p>
-      <w:pPr>
-        <w:pStyle w:val="a4"/>
-        <w:numPr>
-          <w:ilvl w:val="0"/>
-          <w:numId w:val="27"/>
-        </w:numPr>
-        <w:spacing w:line="276" w:lineRule="auto"/>
-        <w:jc w:val="both"/>
-        <w:rPr>
-          <w:rFonts w:ascii="Times New Roman" w:eastAsiaTheme="minorEastAsia" w:hAnsi="Times New Roman" w:cs="Times New Roman"/>
-        </w:rPr>
-      </w:pPr>
-      <w:bookmarkStart w:id="54" w:name="_Ref233297350"/>
-      <w:r>
-        <w:rPr>
-          <w:rFonts w:ascii="Times New Roman" w:hAnsi="Times New Roman" w:cs="Times New Roman"/>
-        </w:rPr>
-        <w:t>NVIDIA, "cuBLAS introduction." [Online]. Available: https://docs.nvidia.com/cuda/cublas/. Accessed: Jun. 25, 2026.</w:t>
-      </w:r>
-      <w:bookmarkEnd w:id="54"/>
-    </w:p>
-    <w:p>
-      <w:pPr>
-        <w:pStyle w:val="a4"/>
-        <w:numPr>
-          <w:ilvl w:val="0"/>
-          <w:numId w:val="27"/>
-        </w:numPr>
-        <w:spacing w:line="276" w:lineRule="auto"/>
-        <w:jc w:val="both"/>
-        <w:rPr>
-          <w:rFonts w:ascii="Times New Roman" w:eastAsiaTheme="minorEastAsia" w:hAnsi="Times New Roman" w:cs="Times New Roman"/>
-        </w:rPr>
-      </w:pPr>
-      <w:bookmarkStart w:id="55" w:name="_Ref233297483"/>
-      <w:r>
-        <w:rPr>
-          <w:rFonts w:ascii="Times New Roman" w:hAnsi="Times New Roman" w:cs="Times New Roman"/>
-        </w:rPr>
-        <w:t>Microsoft Research, "Philly traces," GitHub repository. [Online]. Available: https://github.com/msr-fiddle/philly-traces. Accessed: Jun. 25, 2026.</w:t>
-      </w:r>
-      <w:bookmarkEnd w:id="55"/>
-    </w:p>
-    <w:p>
-      <w:pPr>
-        <w:pStyle w:val="a4"/>
-        <w:numPr>
-          <w:ilvl w:val="0"/>
-          <w:numId w:val="27"/>
-        </w:numPr>
-        <w:spacing w:line="276" w:lineRule="auto"/>
-        <w:jc w:val="both"/>
-        <w:rPr>
-          <w:rFonts w:ascii="Times New Roman" w:eastAsiaTheme="minorEastAsia" w:hAnsi="Times New Roman" w:cs="Times New Roman"/>
-        </w:rPr>
-      </w:pPr>
-      <w:bookmarkStart w:id="56" w:name="_Ref233297489"/>
-      <w:r>
-        <w:rPr>
-          <w:rFonts w:ascii="Times New Roman" w:hAnsi="Times New Roman" w:cs="Times New Roman"/>
-        </w:rPr>
-        <w:t>Alibaba, "Cluster data: Production cluster traces," GitHub repository. [Online]. Available: https://github.com/alibaba/clusterdata. Accessed: Jun. 25, 2026.</w:t>
-      </w:r>
-      <w:bookmarkEnd w:id="56"/>
-    </w:p>
-    <w:p>
-      <w:pPr>
-        <w:rPr>
-          <w:rFonts w:ascii="Times New Roman" w:hAnsi="Times New Roman" w:cs="Times New Roman"/>
-        </w:rPr>
-      </w:pPr>
+      <w:bookmarkStart w:id="49" w:name="_Ref233297204"/>
+      <w:r>
+        <w:rPr>
+          <w:rFonts w:ascii="Times New Roman" w:hAnsi="Times New Roman" w:cs="Times New Roman"/>
+        </w:rPr>
+        <w:t>E. Lipe, N. Karia, C. Espenshade, C. Stein, A. Tantawi, and O. Tardieu, "Energy efficient scheduling of AI/ML workloads on multi-instance GPUs with dynamic repartitioning," in Proc. IEEE 25th Int. Symp. Cluster, Cloud and Internet Computing (CCGrid), Tromso, Norway, 2025, pp. 53-62.</w:t>
+      </w:r>
+      <w:bookmarkEnd w:id="49"/>
     </w:p>
     <w:sectPr>
       <w:footerReference w:type="default" r:id="rId16"/>
